--- a/Progres-Fatimah/Jurnal Submit/submit/TJP/Nora/parazitoloji-TELIF-ENG.docx
+++ b/Progres-Fatimah/Jurnal Submit/submit/TJP/Nora/parazitoloji-TELIF-ENG.docx
@@ -5055,7 +5055,7 @@
           </mc:Choice>
           <mc:Fallback>
             <w:pict>
-              <v:group w14:anchorId="6D1DB402" id="Group 22" o:spid="_x0000_s1026" style="position:absolute;margin-left:243.1pt;margin-top:-15.65pt;width:330.7pt;height:559.75pt;z-index:-16021504;mso-wrap-distance-left:0;mso-wrap-distance-right:0;mso-position-horizontal-relative:page" coordsize="41998,71088" o:gfxdata="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">
+              <v:group w14:anchorId="7FF1DFAB" id="Group 22" o:spid="_x0000_s1026" style="position:absolute;margin-left:243.1pt;margin-top:-15.65pt;width:330.7pt;height:559.75pt;z-index:-16021504;mso-wrap-distance-left:0;mso-wrap-distance-right:0;mso-position-horizontal-relative:page" coordsize="41998,71088" o:gfxdata="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">
                 <v:shape id="Graphic 23" o:spid="_x0000_s1027" style="position:absolute;left:31;top:31;width:41936;height:71025;visibility:visible;mso-wrap-style:square;v-text-anchor:top" coordsize="4193540,7102475" o:gfxdata="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" path="m,7101878r4193159,l4193159,,,,,7101878xe" filled="f" strokecolor="#231f20" strokeweight=".5pt">
                   <v:path arrowok="t"/>
                 </v:shape>
@@ -8215,6 +8215,73 @@
       </w:pPr>
       <w:r>
         <w:rPr>
+          <w:noProof/>
+        </w:rPr>
+        <w:drawing>
+          <wp:anchor distT="0" distB="0" distL="114300" distR="114300" simplePos="0" relativeHeight="251650560" behindDoc="0" locked="0" layoutInCell="1" allowOverlap="1" wp14:anchorId="166FE6DC" wp14:editId="41EE20A6">
+            <wp:simplePos x="0" y="0"/>
+            <wp:positionH relativeFrom="column">
+              <wp:posOffset>3945890</wp:posOffset>
+            </wp:positionH>
+            <wp:positionV relativeFrom="paragraph">
+              <wp:posOffset>107950</wp:posOffset>
+            </wp:positionV>
+            <wp:extent cx="800100" cy="800100"/>
+            <wp:effectExtent l="0" t="0" r="0" b="0"/>
+            <wp:wrapNone/>
+            <wp:docPr id="1407250507" name="Picture 15"/>
+            <wp:cNvGraphicFramePr>
+              <a:graphicFrameLocks xmlns:a="http://schemas.openxmlformats.org/drawingml/2006/main" noChangeAspect="1"/>
+            </wp:cNvGraphicFramePr>
+            <a:graphic xmlns:a="http://schemas.openxmlformats.org/drawingml/2006/main">
+              <a:graphicData uri="http://schemas.openxmlformats.org/drawingml/2006/picture">
+                <pic:pic xmlns:pic="http://schemas.openxmlformats.org/drawingml/2006/picture">
+                  <pic:nvPicPr>
+                    <pic:cNvPr id="0" name="Picture 1"/>
+                    <pic:cNvPicPr>
+                      <a:picLocks noChangeAspect="1" noChangeArrowheads="1"/>
+                    </pic:cNvPicPr>
+                  </pic:nvPicPr>
+                  <pic:blipFill>
+                    <a:blip r:embed="rId13" cstate="print">
+                      <a:extLst>
+                        <a:ext uri="{28A0092B-C50C-407E-A947-70E740481C1C}">
+                          <a14:useLocalDpi xmlns:a14="http://schemas.microsoft.com/office/drawing/2010/main" val="0"/>
+                        </a:ext>
+                      </a:extLst>
+                    </a:blip>
+                    <a:srcRect/>
+                    <a:stretch>
+                      <a:fillRect/>
+                    </a:stretch>
+                  </pic:blipFill>
+                  <pic:spPr bwMode="auto">
+                    <a:xfrm>
+                      <a:off x="0" y="0"/>
+                      <a:ext cx="800100" cy="800100"/>
+                    </a:xfrm>
+                    <a:prstGeom prst="rect">
+                      <a:avLst/>
+                    </a:prstGeom>
+                    <a:noFill/>
+                    <a:ln>
+                      <a:noFill/>
+                    </a:ln>
+                  </pic:spPr>
+                </pic:pic>
+              </a:graphicData>
+            </a:graphic>
+            <wp14:sizeRelH relativeFrom="page">
+              <wp14:pctWidth>0</wp14:pctWidth>
+            </wp14:sizeRelH>
+            <wp14:sizeRelV relativeFrom="page">
+              <wp14:pctHeight>0</wp14:pctHeight>
+            </wp14:sizeRelV>
+          </wp:anchor>
+        </w:drawing>
+      </w:r>
+      <w:r>
+        <w:rPr>
           <w:color w:val="231F20"/>
           <w:w w:val="110"/>
           <w:sz w:val="18"/>
@@ -8564,6 +8631,73 @@
         </w:rPr>
       </w:pPr>
       <w:r>
+        <w:rPr>
+          <w:noProof/>
+        </w:rPr>
+        <w:drawing>
+          <wp:anchor distT="0" distB="0" distL="114300" distR="114300" simplePos="0" relativeHeight="251661824" behindDoc="0" locked="0" layoutInCell="1" allowOverlap="1" wp14:anchorId="294ACE00" wp14:editId="54799246">
+            <wp:simplePos x="0" y="0"/>
+            <wp:positionH relativeFrom="column">
+              <wp:posOffset>3374390</wp:posOffset>
+            </wp:positionH>
+            <wp:positionV relativeFrom="paragraph">
+              <wp:posOffset>55245</wp:posOffset>
+            </wp:positionV>
+            <wp:extent cx="685800" cy="685800"/>
+            <wp:effectExtent l="0" t="0" r="0" b="0"/>
+            <wp:wrapNone/>
+            <wp:docPr id="1723559912" name="Picture 16"/>
+            <wp:cNvGraphicFramePr>
+              <a:graphicFrameLocks xmlns:a="http://schemas.openxmlformats.org/drawingml/2006/main" noChangeAspect="1"/>
+            </wp:cNvGraphicFramePr>
+            <a:graphic xmlns:a="http://schemas.openxmlformats.org/drawingml/2006/main">
+              <a:graphicData uri="http://schemas.openxmlformats.org/drawingml/2006/picture">
+                <pic:pic xmlns:pic="http://schemas.openxmlformats.org/drawingml/2006/picture">
+                  <pic:nvPicPr>
+                    <pic:cNvPr id="0" name="Picture 3"/>
+                    <pic:cNvPicPr>
+                      <a:picLocks noChangeAspect="1" noChangeArrowheads="1"/>
+                    </pic:cNvPicPr>
+                  </pic:nvPicPr>
+                  <pic:blipFill>
+                    <a:blip r:embed="rId14" cstate="print">
+                      <a:extLst>
+                        <a:ext uri="{28A0092B-C50C-407E-A947-70E740481C1C}">
+                          <a14:useLocalDpi xmlns:a14="http://schemas.microsoft.com/office/drawing/2010/main" val="0"/>
+                        </a:ext>
+                      </a:extLst>
+                    </a:blip>
+                    <a:srcRect/>
+                    <a:stretch>
+                      <a:fillRect/>
+                    </a:stretch>
+                  </pic:blipFill>
+                  <pic:spPr bwMode="auto">
+                    <a:xfrm>
+                      <a:off x="0" y="0"/>
+                      <a:ext cx="685800" cy="685800"/>
+                    </a:xfrm>
+                    <a:prstGeom prst="rect">
+                      <a:avLst/>
+                    </a:prstGeom>
+                    <a:noFill/>
+                    <a:ln>
+                      <a:noFill/>
+                    </a:ln>
+                  </pic:spPr>
+                </pic:pic>
+              </a:graphicData>
+            </a:graphic>
+            <wp14:sizeRelH relativeFrom="page">
+              <wp14:pctWidth>0</wp14:pctWidth>
+            </wp14:sizeRelH>
+            <wp14:sizeRelV relativeFrom="page">
+              <wp14:pctHeight>0</wp14:pctHeight>
+            </wp14:sizeRelV>
+          </wp:anchor>
+        </w:drawing>
+      </w:r>
+      <w:r>
         <w:t>Nora Harminarti</w:t>
       </w:r>
       <w:r>
@@ -8580,7 +8714,19 @@
           <w:w w:val="105"/>
           <w:sz w:val="14"/>
         </w:rPr>
-        <w:t>.....................................................................................................</w:t>
+        <w:t>...</w:t>
+      </w:r>
+      <w:r>
+        <w:t xml:space="preserve"> </w:t>
+      </w:r>
+      <w:r>
+        <w:rPr>
+          <w:color w:val="231F20"/>
+          <w:spacing w:val="-2"/>
+          <w:w w:val="105"/>
+          <w:sz w:val="14"/>
+        </w:rPr>
+        <w:t>..................................................................................................</w:t>
       </w:r>
       <w:r>
         <w:rPr>
@@ -8594,7 +8740,14 @@
           <w:rFonts w:ascii="Arial" w:eastAsia="Arial" w:hAnsi="Arial"/>
           <w:sz w:val="16"/>
         </w:rPr>
-        <w:t>09/10/2026</w:t>
+        <w:t>15</w:t>
+      </w:r>
+      <w:r>
+        <w:rPr>
+          <w:rFonts w:ascii="Arial" w:eastAsia="Arial" w:hAnsi="Arial"/>
+          <w:sz w:val="16"/>
+        </w:rPr>
+        <w:t>/10/2026</w:t>
       </w:r>
     </w:p>
     <w:p>
@@ -8615,13 +8768,75 @@
         </w:rPr>
       </w:pPr>
       <w:r>
-        <w:t xml:space="preserve">April Rabiul </w:t>
-      </w:r>
-      <w:proofErr w:type="spellStart"/>
-      <w:r>
-        <w:t>Luthfiya</w:t>
-      </w:r>
-      <w:proofErr w:type="spellEnd"/>
+        <w:rPr>
+          <w:noProof/>
+        </w:rPr>
+        <w:drawing>
+          <wp:anchor distT="0" distB="0" distL="114300" distR="114300" simplePos="0" relativeHeight="251672064" behindDoc="0" locked="0" layoutInCell="1" allowOverlap="1" wp14:anchorId="5E21E8BD" wp14:editId="0935F457">
+            <wp:simplePos x="0" y="0"/>
+            <wp:positionH relativeFrom="column">
+              <wp:posOffset>4060190</wp:posOffset>
+            </wp:positionH>
+            <wp:positionV relativeFrom="paragraph">
+              <wp:posOffset>49530</wp:posOffset>
+            </wp:positionV>
+            <wp:extent cx="695325" cy="695325"/>
+            <wp:effectExtent l="0" t="0" r="0" b="9525"/>
+            <wp:wrapNone/>
+            <wp:docPr id="118804641" name="Picture 17"/>
+            <wp:cNvGraphicFramePr>
+              <a:graphicFrameLocks xmlns:a="http://schemas.openxmlformats.org/drawingml/2006/main" noChangeAspect="1"/>
+            </wp:cNvGraphicFramePr>
+            <a:graphic xmlns:a="http://schemas.openxmlformats.org/drawingml/2006/main">
+              <a:graphicData uri="http://schemas.openxmlformats.org/drawingml/2006/picture">
+                <pic:pic xmlns:pic="http://schemas.openxmlformats.org/drawingml/2006/picture">
+                  <pic:nvPicPr>
+                    <pic:cNvPr id="0" name="Picture 5"/>
+                    <pic:cNvPicPr>
+                      <a:picLocks noChangeAspect="1" noChangeArrowheads="1"/>
+                    </pic:cNvPicPr>
+                  </pic:nvPicPr>
+                  <pic:blipFill>
+                    <a:blip r:embed="rId15" cstate="print">
+                      <a:extLst>
+                        <a:ext uri="{28A0092B-C50C-407E-A947-70E740481C1C}">
+                          <a14:useLocalDpi xmlns:a14="http://schemas.microsoft.com/office/drawing/2010/main" val="0"/>
+                        </a:ext>
+                      </a:extLst>
+                    </a:blip>
+                    <a:srcRect/>
+                    <a:stretch>
+                      <a:fillRect/>
+                    </a:stretch>
+                  </pic:blipFill>
+                  <pic:spPr bwMode="auto">
+                    <a:xfrm>
+                      <a:off x="0" y="0"/>
+                      <a:ext cx="695325" cy="695325"/>
+                    </a:xfrm>
+                    <a:prstGeom prst="rect">
+                      <a:avLst/>
+                    </a:prstGeom>
+                    <a:noFill/>
+                    <a:ln>
+                      <a:noFill/>
+                    </a:ln>
+                  </pic:spPr>
+                </pic:pic>
+              </a:graphicData>
+            </a:graphic>
+            <wp14:sizeRelH relativeFrom="page">
+              <wp14:pctWidth>0</wp14:pctWidth>
+            </wp14:sizeRelH>
+            <wp14:sizeRelV relativeFrom="page">
+              <wp14:pctHeight>0</wp14:pctHeight>
+            </wp14:sizeRelV>
+          </wp:anchor>
+        </w:drawing>
+      </w:r>
+      <w:r>
+        <w:t>April Rabiul Luthfiya</w:t>
+      </w:r>
       <w:r>
         <w:rPr>
           <w:color w:val="231F20"/>
@@ -8636,7 +8851,19 @@
           <w:w w:val="105"/>
           <w:sz w:val="14"/>
         </w:rPr>
-        <w:t>.....................................................................................................</w:t>
+        <w:t>................................................</w:t>
+      </w:r>
+      <w:r>
+        <w:t xml:space="preserve"> </w:t>
+      </w:r>
+      <w:r>
+        <w:rPr>
+          <w:color w:val="231F20"/>
+          <w:spacing w:val="-2"/>
+          <w:w w:val="105"/>
+          <w:sz w:val="14"/>
+        </w:rPr>
+        <w:t>.....................................................</w:t>
       </w:r>
       <w:r>
         <w:rPr>
@@ -8650,7 +8877,14 @@
           <w:rFonts w:ascii="Arial" w:eastAsia="Arial" w:hAnsi="Arial"/>
           <w:sz w:val="16"/>
         </w:rPr>
-        <w:t>09/10/2026</w:t>
+        <w:t>15</w:t>
+      </w:r>
+      <w:r>
+        <w:rPr>
+          <w:rFonts w:ascii="Arial" w:eastAsia="Arial" w:hAnsi="Arial"/>
+          <w:sz w:val="16"/>
+        </w:rPr>
+        <w:t>/10/2026</w:t>
       </w:r>
     </w:p>
     <w:p>
@@ -8676,13 +8910,8 @@
       </w:r>
       <w:proofErr w:type="spellEnd"/>
       <w:r>
-        <w:t xml:space="preserve"> Amalia </w:t>
-      </w:r>
-      <w:proofErr w:type="spellStart"/>
-      <w:r>
-        <w:t>Usmi</w:t>
-      </w:r>
-      <w:proofErr w:type="spellEnd"/>
+        <w:t xml:space="preserve"> Amalia Usmi</w:t>
+      </w:r>
       <w:r>
         <w:rPr>
           <w:color w:val="231F20"/>
@@ -8697,7 +8926,19 @@
           <w:w w:val="105"/>
           <w:sz w:val="14"/>
         </w:rPr>
-        <w:t>.....................................................................................................</w:t>
+        <w:t>..............</w:t>
+      </w:r>
+      <w:r>
+        <w:t xml:space="preserve"> </w:t>
+      </w:r>
+      <w:r>
+        <w:rPr>
+          <w:color w:val="231F20"/>
+          <w:spacing w:val="-2"/>
+          <w:w w:val="105"/>
+          <w:sz w:val="14"/>
+        </w:rPr>
+        <w:t>.......................................................................................</w:t>
       </w:r>
       <w:r>
         <w:rPr>
@@ -8711,7 +8952,14 @@
           <w:rFonts w:ascii="Arial" w:eastAsia="Arial" w:hAnsi="Arial"/>
           <w:sz w:val="16"/>
         </w:rPr>
-        <w:t>09/10/2026</w:t>
+        <w:t>15</w:t>
+      </w:r>
+      <w:r>
+        <w:rPr>
+          <w:rFonts w:ascii="Arial" w:eastAsia="Arial" w:hAnsi="Arial"/>
+          <w:sz w:val="16"/>
+        </w:rPr>
+        <w:t>/10/2026</w:t>
       </w:r>
     </w:p>
     <w:p>
@@ -11728,7 +11976,7 @@
                     <pic:cNvPicPr/>
                   </pic:nvPicPr>
                   <pic:blipFill>
-                    <a:blip r:embed="rId13" cstate="print"/>
+                    <a:blip r:embed="rId16" cstate="print"/>
                     <a:stretch>
                       <a:fillRect/>
                     </a:stretch>
@@ -11866,7 +12114,7 @@
                     <pic:cNvPicPr/>
                   </pic:nvPicPr>
                   <pic:blipFill>
-                    <a:blip r:embed="rId13" cstate="print"/>
+                    <a:blip r:embed="rId16" cstate="print"/>
                     <a:stretch>
                       <a:fillRect/>
                     </a:stretch>
@@ -12229,7 +12477,7 @@
         </w:rPr>
         <w:t xml:space="preserve"> </w:t>
       </w:r>
-      <w:hyperlink r:id="rId14">
+      <w:hyperlink r:id="rId17">
         <w:r>
           <w:rPr>
             <w:b/>
@@ -12249,7 +12497,7 @@
         </w:rPr>
         <w:t xml:space="preserve"> / </w:t>
       </w:r>
-      <w:hyperlink r:id="rId15">
+      <w:hyperlink r:id="rId18">
         <w:r>
           <w:rPr>
             <w:b/>
@@ -12491,7 +12739,7 @@
         </mc:Choice>
         <mc:Fallback>
           <w:pict>
-            <v:shape w14:anchorId="608C0B80" id="Graphic 19" o:spid="_x0000_s1026" style="position:absolute;margin-left:0;margin-top:759.85pt;width:609.45pt;height:33.9pt;z-index:-16019968;visibility:visible;mso-wrap-style:square;mso-wrap-distance-left:0;mso-wrap-distance-top:0;mso-wrap-distance-right:0;mso-wrap-distance-bottom:0;mso-position-horizontal:absolute;mso-position-horizontal-relative:page;mso-position-vertical:absolute;mso-position-vertical-relative:page;v-text-anchor:top" coordsize="7740015,430530" o:gfxdata="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" path="m7739989,l,,,430199r7739989,l7739989,xe" fillcolor="#231f20" stroked="f">
+            <v:shape w14:anchorId="61C9B1F4" id="Graphic 19" o:spid="_x0000_s1026" style="position:absolute;margin-left:0;margin-top:759.85pt;width:609.45pt;height:33.9pt;z-index:-16019968;visibility:visible;mso-wrap-style:square;mso-wrap-distance-left:0;mso-wrap-distance-top:0;mso-wrap-distance-right:0;mso-wrap-distance-bottom:0;mso-position-horizontal:absolute;mso-position-horizontal-relative:page;mso-position-vertical:absolute;mso-position-vertical-relative:page;v-text-anchor:top" coordsize="7740015,430530" o:gfxdata="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" path="m7739989,l,,,430199r7739989,l7739989,xe" fillcolor="#231f20" stroked="f">
               <v:path arrowok="t"/>
               <w10:wrap anchorx="page" anchory="page"/>
             </v:shape>
@@ -14337,7 +14585,7 @@
         </mc:Choice>
         <mc:Fallback>
           <w:pict>
-            <v:group w14:anchorId="4F1D2EF4" id="Group 2" o:spid="_x0000_s1026" style="position:absolute;margin-left:35.75pt;margin-top:10.6pt;width:176.8pt;height:55.65pt;z-index:-16020992;mso-wrap-distance-left:0;mso-wrap-distance-right:0;mso-position-horizontal-relative:page;mso-position-vertical-relative:page" coordsize="22453,7067" o:gfxdata="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">
+            <v:group w14:anchorId="0B1D2339" id="Group 2" o:spid="_x0000_s1026" style="position:absolute;margin-left:35.75pt;margin-top:10.6pt;width:176.8pt;height:55.65pt;z-index:-16020992;mso-wrap-distance-left:0;mso-wrap-distance-right:0;mso-position-horizontal-relative:page;mso-position-vertical-relative:page" coordsize="22453,7067" o:gfxdata="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">
               <v:shape id="Graphic 3" o:spid="_x0000_s1027" style="position:absolute;top:2761;width:22453;height:4306;visibility:visible;mso-wrap-style:square;v-text-anchor:top" coordsize="2245360,430530" o:gfxdata="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" path="m2245309,l,,,430212r2245309,l2245309,xe" fillcolor="#1e001c" stroked="f">
                 <v:path arrowok="t"/>
               </v:shape>

--- a/Progres-Fatimah/Jurnal Submit/submit/TJP/Nora/parazitoloji-TELIF-ENG.docx
+++ b/Progres-Fatimah/Jurnal Submit/submit/TJP/Nora/parazitoloji-TELIF-ENG.docx
@@ -562,7 +562,6 @@
         <w:spacing w:before="1"/>
         <w:ind w:left="159"/>
       </w:pPr>
-      <w:proofErr w:type="gramStart"/>
       <w:r>
         <w:rPr>
           <w:b/>
@@ -591,7 +590,6 @@
         </w:rPr>
         <w:t>and</w:t>
       </w:r>
-      <w:proofErr w:type="gramEnd"/>
       <w:r>
         <w:rPr>
           <w:b/>
@@ -638,7 +636,6 @@
         <w:spacing w:before="90"/>
         <w:ind w:left="159"/>
       </w:pPr>
-      <w:proofErr w:type="gramStart"/>
       <w:r>
         <w:rPr>
           <w:b/>
@@ -665,17 +662,7 @@
           <w:w w:val="105"/>
           <w:sz w:val="18"/>
         </w:rPr>
-        <w:t>Number</w:t>
-      </w:r>
-      <w:proofErr w:type="gramEnd"/>
-      <w:r>
-        <w:rPr>
-          <w:b/>
-          <w:color w:val="231F20"/>
-          <w:w w:val="105"/>
-          <w:sz w:val="18"/>
-        </w:rPr>
-        <w:t>:</w:t>
+        <w:t>Number:</w:t>
       </w:r>
       <w:r>
         <w:rPr>
@@ -702,7 +689,6 @@
         <w:spacing w:before="90"/>
         <w:ind w:left="159"/>
       </w:pPr>
-      <w:proofErr w:type="gramStart"/>
       <w:r>
         <w:rPr>
           <w:b/>
@@ -729,17 +715,7 @@
           <w:w w:val="105"/>
           <w:sz w:val="18"/>
         </w:rPr>
-        <w:t>Title</w:t>
-      </w:r>
-      <w:proofErr w:type="gramEnd"/>
-      <w:r>
-        <w:rPr>
-          <w:b/>
-          <w:color w:val="231F20"/>
-          <w:w w:val="105"/>
-          <w:sz w:val="18"/>
-        </w:rPr>
-        <w:t>:</w:t>
+        <w:t>Title:</w:t>
       </w:r>
       <w:r>
         <w:rPr>
@@ -1782,18 +1758,8 @@
                                 <w:w w:val="115"/>
                                 <w:sz w:val="18"/>
                               </w:rPr>
-                              <w:t xml:space="preserve">, will be licensed under a Creative Commons </w:t>
+                              <w:t>, will be licensed under a Creative Commons AttributionNonCommercialNoDerivatives</w:t>
                             </w:r>
-                            <w:proofErr w:type="spellStart"/>
-                            <w:r>
-                              <w:rPr>
-                                <w:color w:val="231F20"/>
-                                <w:w w:val="115"/>
-                                <w:sz w:val="18"/>
-                              </w:rPr>
-                              <w:t>AttributionNonCommercialNoDerivatives</w:t>
-                            </w:r>
-                            <w:proofErr w:type="spellEnd"/>
                             <w:r>
                               <w:rPr>
                                 <w:color w:val="231F20"/>
@@ -1975,25 +1941,7 @@
                                   <w:w w:val="110"/>
                                   <w:sz w:val="18"/>
                                 </w:rPr>
-                                <w:t>https://creativecommons.org/ licenses/by-nc-</w:t>
-                              </w:r>
-                              <w:proofErr w:type="spellStart"/>
-                              <w:r>
-                                <w:rPr>
-                                  <w:color w:val="231F20"/>
-                                  <w:w w:val="110"/>
-                                  <w:sz w:val="18"/>
-                                </w:rPr>
-                                <w:t>nd</w:t>
-                              </w:r>
-                              <w:proofErr w:type="spellEnd"/>
-                              <w:r>
-                                <w:rPr>
-                                  <w:color w:val="231F20"/>
-                                  <w:w w:val="110"/>
-                                  <w:sz w:val="18"/>
-                                </w:rPr>
-                                <w:t>/4.0/</w:t>
+                                <w:t>https://creativecommons.org/ licenses/by-nc-nd/4.0/</w:t>
                               </w:r>
                             </w:hyperlink>
                             <w:r>
@@ -3140,18 +3088,8 @@
                           <w:w w:val="115"/>
                           <w:sz w:val="18"/>
                         </w:rPr>
-                        <w:t xml:space="preserve">, will be licensed under a Creative Commons </w:t>
+                        <w:t>, will be licensed under a Creative Commons AttributionNonCommercialNoDerivatives</w:t>
                       </w:r>
-                      <w:proofErr w:type="spellStart"/>
-                      <w:r>
-                        <w:rPr>
-                          <w:color w:val="231F20"/>
-                          <w:w w:val="115"/>
-                          <w:sz w:val="18"/>
-                        </w:rPr>
-                        <w:t>AttributionNonCommercialNoDerivatives</w:t>
-                      </w:r>
-                      <w:proofErr w:type="spellEnd"/>
                       <w:r>
                         <w:rPr>
                           <w:color w:val="231F20"/>
@@ -3333,25 +3271,7 @@
                             <w:w w:val="110"/>
                             <w:sz w:val="18"/>
                           </w:rPr>
-                          <w:t>https://creativecommons.org/ licenses/by-nc-</w:t>
-                        </w:r>
-                        <w:proofErr w:type="spellStart"/>
-                        <w:r>
-                          <w:rPr>
-                            <w:color w:val="231F20"/>
-                            <w:w w:val="110"/>
-                            <w:sz w:val="18"/>
-                          </w:rPr>
-                          <w:t>nd</w:t>
-                        </w:r>
-                        <w:proofErr w:type="spellEnd"/>
-                        <w:r>
-                          <w:rPr>
-                            <w:color w:val="231F20"/>
-                            <w:w w:val="110"/>
-                            <w:sz w:val="18"/>
-                          </w:rPr>
-                          <w:t>/4.0/</w:t>
+                          <w:t>https://creativecommons.org/ licenses/by-nc-nd/4.0/</w:t>
                         </w:r>
                       </w:hyperlink>
                       <w:r>
@@ -4043,7 +3963,6 @@
         </w:rPr>
         <w:t xml:space="preserve">This form should </w:t>
       </w:r>
-      <w:proofErr w:type="spellStart"/>
       <w:r>
         <w:rPr>
           <w:rFonts w:ascii="Gill Sans MT"/>
@@ -4051,19 +3970,18 @@
           <w:color w:val="231F20"/>
           <w:sz w:val="16"/>
         </w:rPr>
-        <w:t>beflledoutcompletely</w:t>
-      </w:r>
-      <w:proofErr w:type="spellEnd"/>
+        <w:t>beflledoutcompletely, includingoriginalsignatures, scanned</w:t>
+      </w:r>
       <w:r>
         <w:rPr>
           <w:rFonts w:ascii="Gill Sans MT"/>
           <w:i/>
           <w:color w:val="231F20"/>
+          <w:spacing w:val="-12"/>
           <w:sz w:val="16"/>
         </w:rPr>
-        <w:t xml:space="preserve">, </w:t>
-      </w:r>
-      <w:proofErr w:type="spellStart"/>
+        <w:t xml:space="preserve"> </w:t>
+      </w:r>
       <w:r>
         <w:rPr>
           <w:rFonts w:ascii="Gill Sans MT"/>
@@ -4071,42 +3989,51 @@
           <w:color w:val="231F20"/>
           <w:sz w:val="16"/>
         </w:rPr>
-        <w:t>includingoriginalsignatures</w:t>
-      </w:r>
-      <w:proofErr w:type="spellEnd"/>
+        <w:t>and</w:t>
+      </w:r>
       <w:r>
         <w:rPr>
           <w:rFonts w:ascii="Gill Sans MT"/>
           <w:i/>
           <w:color w:val="231F20"/>
+          <w:spacing w:val="-11"/>
           <w:sz w:val="16"/>
         </w:rPr>
-        <w:t>, scanned</w:t>
+        <w:t xml:space="preserve"> </w:t>
       </w:r>
       <w:r>
         <w:rPr>
           <w:rFonts w:ascii="Gill Sans MT"/>
           <w:i/>
           <w:color w:val="231F20"/>
-          <w:spacing w:val="-12"/>
           <w:sz w:val="16"/>
         </w:rPr>
-        <w:t xml:space="preserve"> </w:t>
+        <w:t>submitted</w:t>
       </w:r>
       <w:r>
         <w:rPr>
           <w:rFonts w:ascii="Gill Sans MT"/>
           <w:i/>
           <w:color w:val="231F20"/>
+          <w:spacing w:val="-11"/>
           <w:sz w:val="16"/>
         </w:rPr>
-        <w:t>and</w:t>
+        <w:t xml:space="preserve"> </w:t>
       </w:r>
       <w:r>
         <w:rPr>
           <w:rFonts w:ascii="Gill Sans MT"/>
           <w:i/>
           <w:color w:val="231F20"/>
+          <w:sz w:val="16"/>
+        </w:rPr>
+        <w:t>electronically</w:t>
+      </w:r>
+      <w:r>
+        <w:rPr>
+          <w:rFonts w:ascii="Gill Sans MT"/>
+          <w:i/>
+          <w:color w:val="231F20"/>
           <w:spacing w:val="-11"/>
           <w:sz w:val="16"/>
         </w:rPr>
@@ -4119,7 +4046,7 @@
           <w:color w:val="231F20"/>
           <w:sz w:val="16"/>
         </w:rPr>
-        <w:t>submitted</w:t>
+        <w:t>together</w:t>
       </w:r>
       <w:r>
         <w:rPr>
@@ -4138,7 +4065,7 @@
           <w:color w:val="231F20"/>
           <w:sz w:val="16"/>
         </w:rPr>
-        <w:t>electronically</w:t>
+        <w:t>with</w:t>
       </w:r>
       <w:r>
         <w:rPr>
@@ -4157,7 +4084,7 @@
           <w:color w:val="231F20"/>
           <w:sz w:val="16"/>
         </w:rPr>
-        <w:t>together</w:t>
+        <w:t>your</w:t>
       </w:r>
       <w:r>
         <w:rPr>
@@ -4176,45 +4103,49 @@
           <w:color w:val="231F20"/>
           <w:sz w:val="16"/>
         </w:rPr>
-        <w:t>with</w:t>
+        <w:t xml:space="preserve">manuscript. </w:t>
       </w:r>
       <w:r>
         <w:rPr>
           <w:rFonts w:ascii="Gill Sans MT"/>
           <w:i/>
           <w:color w:val="231F20"/>
-          <w:spacing w:val="-11"/>
+          <w:w w:val="105"/>
           <w:sz w:val="16"/>
         </w:rPr>
-        <w:t xml:space="preserve"> </w:t>
+        <w:t>If you</w:t>
       </w:r>
       <w:r>
         <w:rPr>
           <w:rFonts w:ascii="Gill Sans MT"/>
           <w:i/>
           <w:color w:val="231F20"/>
+          <w:spacing w:val="-9"/>
+          <w:w w:val="105"/>
           <w:sz w:val="16"/>
         </w:rPr>
-        <w:t>your</w:t>
+        <w:t xml:space="preserve"> </w:t>
       </w:r>
       <w:r>
         <w:rPr>
           <w:rFonts w:ascii="Gill Sans MT"/>
           <w:i/>
           <w:color w:val="231F20"/>
-          <w:spacing w:val="-11"/>
+          <w:w w:val="105"/>
           <w:sz w:val="16"/>
         </w:rPr>
-        <w:t xml:space="preserve"> </w:t>
+        <w:t>are</w:t>
       </w:r>
       <w:r>
         <w:rPr>
           <w:rFonts w:ascii="Gill Sans MT"/>
           <w:i/>
           <w:color w:val="231F20"/>
+          <w:spacing w:val="-9"/>
+          <w:w w:val="105"/>
           <w:sz w:val="16"/>
         </w:rPr>
-        <w:t xml:space="preserve">manuscript. </w:t>
+        <w:t xml:space="preserve"> </w:t>
       </w:r>
       <w:r>
         <w:rPr>
@@ -4224,7 +4155,7 @@
           <w:w w:val="105"/>
           <w:sz w:val="16"/>
         </w:rPr>
-        <w:t>If you</w:t>
+        <w:t>unable</w:t>
       </w:r>
       <w:r>
         <w:rPr>
@@ -4245,7 +4176,7 @@
           <w:w w:val="105"/>
           <w:sz w:val="16"/>
         </w:rPr>
-        <w:t>are</w:t>
+        <w:t>to</w:t>
       </w:r>
       <w:r>
         <w:rPr>
@@ -4266,7 +4197,7 @@
           <w:w w:val="105"/>
           <w:sz w:val="16"/>
         </w:rPr>
-        <w:t>unable</w:t>
+        <w:t>upload</w:t>
       </w:r>
       <w:r>
         <w:rPr>
@@ -4287,7 +4218,7 @@
           <w:w w:val="105"/>
           <w:sz w:val="16"/>
         </w:rPr>
-        <w:t>to</w:t>
+        <w:t>the</w:t>
       </w:r>
       <w:r>
         <w:rPr>
@@ -4308,61 +4239,7 @@
           <w:w w:val="105"/>
           <w:sz w:val="16"/>
         </w:rPr>
-        <w:t>upload</w:t>
-      </w:r>
-      <w:r>
-        <w:rPr>
-          <w:rFonts w:ascii="Gill Sans MT"/>
-          <w:i/>
-          <w:color w:val="231F20"/>
-          <w:spacing w:val="-9"/>
-          <w:w w:val="105"/>
-          <w:sz w:val="16"/>
-        </w:rPr>
-        <w:t xml:space="preserve"> </w:t>
-      </w:r>
-      <w:r>
-        <w:rPr>
-          <w:rFonts w:ascii="Gill Sans MT"/>
-          <w:i/>
-          <w:color w:val="231F20"/>
-          <w:w w:val="105"/>
-          <w:sz w:val="16"/>
-        </w:rPr>
-        <w:t>the</w:t>
-      </w:r>
-      <w:r>
-        <w:rPr>
-          <w:rFonts w:ascii="Gill Sans MT"/>
-          <w:i/>
-          <w:color w:val="231F20"/>
-          <w:spacing w:val="-9"/>
-          <w:w w:val="105"/>
-          <w:sz w:val="16"/>
-        </w:rPr>
-        <w:t xml:space="preserve"> </w:t>
-      </w:r>
-      <w:proofErr w:type="spellStart"/>
-      <w:r>
-        <w:rPr>
-          <w:rFonts w:ascii="Gill Sans MT"/>
-          <w:i/>
-          <w:color w:val="231F20"/>
-          <w:w w:val="105"/>
-          <w:sz w:val="16"/>
-        </w:rPr>
-        <w:t>fle</w:t>
-      </w:r>
-      <w:proofErr w:type="spellEnd"/>
-      <w:r>
-        <w:rPr>
-          <w:rFonts w:ascii="Gill Sans MT"/>
-          <w:i/>
-          <w:color w:val="231F20"/>
-          <w:w w:val="105"/>
-          <w:sz w:val="16"/>
-        </w:rPr>
-        <w:t>,</w:t>
+        <w:t>fle,</w:t>
       </w:r>
       <w:r>
         <w:rPr>
@@ -5055,7 +4932,7 @@
           </mc:Choice>
           <mc:Fallback>
             <w:pict>
-              <v:group w14:anchorId="7FF1DFAB" id="Group 22" o:spid="_x0000_s1026" style="position:absolute;margin-left:243.1pt;margin-top:-15.65pt;width:330.7pt;height:559.75pt;z-index:-16021504;mso-wrap-distance-left:0;mso-wrap-distance-right:0;mso-position-horizontal-relative:page" coordsize="41998,71088" o:gfxdata="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">
+              <v:group w14:anchorId="0C2F551D" id="Group 22" o:spid="_x0000_s1026" style="position:absolute;margin-left:243.1pt;margin-top:-15.65pt;width:330.7pt;height:559.75pt;z-index:-16021504;mso-wrap-distance-left:0;mso-wrap-distance-right:0;mso-position-horizontal-relative:page" coordsize="41998,71088" o:gfxdata="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">
                 <v:shape id="Graphic 23" o:spid="_x0000_s1027" style="position:absolute;left:31;top:31;width:41936;height:71025;visibility:visible;mso-wrap-style:square;v-text-anchor:top" coordsize="4193540,7102475" o:gfxdata="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" path="m,7101878r4193159,l4193159,,,,,7101878xe" filled="f" strokecolor="#231f20" strokeweight=".5pt">
                   <v:path arrowok="t"/>
                 </v:shape>
@@ -7834,7 +7711,14 @@
           <w:rFonts w:ascii="Arial" w:eastAsia="Arial" w:hAnsi="Arial"/>
           <w:sz w:val="16"/>
         </w:rPr>
-        <w:t>09/10/2026</w:t>
+        <w:t>15</w:t>
+      </w:r>
+      <w:r>
+        <w:rPr>
+          <w:rFonts w:ascii="Arial" w:eastAsia="Arial" w:hAnsi="Arial"/>
+          <w:sz w:val="16"/>
+        </w:rPr>
+        <w:t>/10/2026</w:t>
       </w:r>
     </w:p>
     <w:p>
@@ -8218,7 +8102,7 @@
           <w:noProof/>
         </w:rPr>
         <w:drawing>
-          <wp:anchor distT="0" distB="0" distL="114300" distR="114300" simplePos="0" relativeHeight="251650560" behindDoc="0" locked="0" layoutInCell="1" allowOverlap="1" wp14:anchorId="166FE6DC" wp14:editId="41EE20A6">
+          <wp:anchor distT="0" distB="0" distL="114300" distR="114300" simplePos="0" relativeHeight="251650560" behindDoc="0" locked="0" layoutInCell="1" allowOverlap="1" wp14:anchorId="166FE6DC" wp14:editId="11614B0A">
             <wp:simplePos x="0" y="0"/>
             <wp:positionH relativeFrom="column">
               <wp:posOffset>3945890</wp:posOffset>
@@ -8416,7 +8300,6 @@
         </w:rPr>
         <w:t xml:space="preserve"> </w:t>
       </w:r>
-      <w:proofErr w:type="spellStart"/>
       <w:r>
         <w:rPr>
           <w:color w:val="231F20"/>
@@ -8442,7 +8325,6 @@
         </w:rPr>
         <w:t>authors</w:t>
       </w:r>
-      <w:proofErr w:type="spellEnd"/>
       <w:r>
         <w:rPr>
           <w:color w:val="231F20"/>
@@ -8904,13 +8786,8 @@
           <w:sz w:val="14"/>
         </w:rPr>
       </w:pPr>
-      <w:proofErr w:type="spellStart"/>
-      <w:r>
-        <w:t>Zahrina</w:t>
-      </w:r>
-      <w:proofErr w:type="spellEnd"/>
-      <w:r>
-        <w:t xml:space="preserve"> Amalia Usmi</w:t>
+      <w:r>
+        <w:t>Zahrina Amalia Usmi</w:t>
       </w:r>
       <w:r>
         <w:rPr>
@@ -12263,19 +12140,18 @@
           <w:color w:val="231F20"/>
           <w:sz w:val="18"/>
         </w:rPr>
-        <w:t xml:space="preserve">This form should be </w:t>
-      </w:r>
-      <w:proofErr w:type="spellStart"/>
+        <w:t>This form should be flled out completely, including original signatures, scanned and submitted electronically together with your manuscript. If</w:t>
+      </w:r>
       <w:r>
         <w:rPr>
           <w:rFonts w:ascii="Gill Sans MT"/>
           <w:i/>
           <w:color w:val="231F20"/>
-          <w:sz w:val="18"/>
-        </w:rPr>
-        <w:t>flled</w:t>
-      </w:r>
-      <w:proofErr w:type="spellEnd"/>
+          <w:spacing w:val="21"/>
+          <w:sz w:val="18"/>
+        </w:rPr>
+        <w:t xml:space="preserve"> </w:t>
+      </w:r>
       <w:r>
         <w:rPr>
           <w:rFonts w:ascii="Gill Sans MT"/>
@@ -12283,14 +12159,14 @@
           <w:color w:val="231F20"/>
           <w:sz w:val="18"/>
         </w:rPr>
-        <w:t xml:space="preserve"> out completely, including original signatures, scanned and submitted electronically together with your manuscript. If</w:t>
+        <w:t>you are unable to upload</w:t>
       </w:r>
       <w:r>
         <w:rPr>
           <w:rFonts w:ascii="Gill Sans MT"/>
           <w:i/>
           <w:color w:val="231F20"/>
-          <w:spacing w:val="21"/>
+          <w:spacing w:val="-1"/>
           <w:sz w:val="18"/>
         </w:rPr>
         <w:t xml:space="preserve"> </w:t>
@@ -12302,7 +12178,7 @@
           <w:color w:val="231F20"/>
           <w:sz w:val="18"/>
         </w:rPr>
-        <w:t>you are unable to upload</w:t>
+        <w:t>the</w:t>
       </w:r>
       <w:r>
         <w:rPr>
@@ -12321,37 +12197,7 @@
           <w:color w:val="231F20"/>
           <w:sz w:val="18"/>
         </w:rPr>
-        <w:t>the</w:t>
-      </w:r>
-      <w:r>
-        <w:rPr>
-          <w:rFonts w:ascii="Gill Sans MT"/>
-          <w:i/>
-          <w:color w:val="231F20"/>
-          <w:spacing w:val="-1"/>
-          <w:sz w:val="18"/>
-        </w:rPr>
-        <w:t xml:space="preserve"> </w:t>
-      </w:r>
-      <w:proofErr w:type="spellStart"/>
-      <w:r>
-        <w:rPr>
-          <w:rFonts w:ascii="Gill Sans MT"/>
-          <w:i/>
-          <w:color w:val="231F20"/>
-          <w:sz w:val="18"/>
-        </w:rPr>
-        <w:t>fle</w:t>
-      </w:r>
-      <w:proofErr w:type="spellEnd"/>
-      <w:r>
-        <w:rPr>
-          <w:rFonts w:ascii="Gill Sans MT"/>
-          <w:i/>
-          <w:color w:val="231F20"/>
-          <w:sz w:val="18"/>
-        </w:rPr>
-        <w:t>,</w:t>
+        <w:t>fle,</w:t>
       </w:r>
       <w:r>
         <w:rPr>
@@ -12739,7 +12585,7 @@
         </mc:Choice>
         <mc:Fallback>
           <w:pict>
-            <v:shape w14:anchorId="61C9B1F4" id="Graphic 19" o:spid="_x0000_s1026" style="position:absolute;margin-left:0;margin-top:759.85pt;width:609.45pt;height:33.9pt;z-index:-16019968;visibility:visible;mso-wrap-style:square;mso-wrap-distance-left:0;mso-wrap-distance-top:0;mso-wrap-distance-right:0;mso-wrap-distance-bottom:0;mso-position-horizontal:absolute;mso-position-horizontal-relative:page;mso-position-vertical:absolute;mso-position-vertical-relative:page;v-text-anchor:top" coordsize="7740015,430530" o:gfxdata="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" path="m7739989,l,,,430199r7739989,l7739989,xe" fillcolor="#231f20" stroked="f">
+            <v:shape w14:anchorId="44125E62" id="Graphic 19" o:spid="_x0000_s1026" style="position:absolute;margin-left:0;margin-top:759.85pt;width:609.45pt;height:33.9pt;z-index:-16019968;visibility:visible;mso-wrap-style:square;mso-wrap-distance-left:0;mso-wrap-distance-top:0;mso-wrap-distance-right:0;mso-wrap-distance-bottom:0;mso-position-horizontal:absolute;mso-position-horizontal-relative:page;mso-position-vertical:absolute;mso-position-vertical-relative:page;v-text-anchor:top" coordsize="7740015,430530" o:gfxdata="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" path="m7739989,l,,,430199r7739989,l7739989,xe" fillcolor="#231f20" stroked="f">
               <v:path arrowok="t"/>
               <w10:wrap anchorx="page" anchory="page"/>
             </v:shape>
@@ -14585,7 +14431,7 @@
         </mc:Choice>
         <mc:Fallback>
           <w:pict>
-            <v:group w14:anchorId="0B1D2339" id="Group 2" o:spid="_x0000_s1026" style="position:absolute;margin-left:35.75pt;margin-top:10.6pt;width:176.8pt;height:55.65pt;z-index:-16020992;mso-wrap-distance-left:0;mso-wrap-distance-right:0;mso-position-horizontal-relative:page;mso-position-vertical-relative:page" coordsize="22453,7067" o:gfxdata="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">
+            <v:group w14:anchorId="56A06A7E" id="Group 2" o:spid="_x0000_s1026" style="position:absolute;margin-left:35.75pt;margin-top:10.6pt;width:176.8pt;height:55.65pt;z-index:-16020992;mso-wrap-distance-left:0;mso-wrap-distance-right:0;mso-position-horizontal-relative:page;mso-position-vertical-relative:page" coordsize="22453,7067" o:gfxdata="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">
               <v:shape id="Graphic 3" o:spid="_x0000_s1027" style="position:absolute;top:2761;width:22453;height:4306;visibility:visible;mso-wrap-style:square;v-text-anchor:top" coordsize="2245360,430530" o:gfxdata="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" path="m2245309,l,,,430212r2245309,l2245309,xe" fillcolor="#1e001c" stroked="f">
                 <v:path arrowok="t"/>
               </v:shape>
